--- a/Documentation.docx
+++ b/Documentation.docx
@@ -19,12 +19,16 @@
         <w:rPr>
           <w:b/>
           <w:bCs/>
-        </w:rPr>
-      </w:pPr>
-      <w:r>
-        <w:rPr>
-          <w:b/>
-          <w:bCs/>
+          <w:sz w:val="28"/>
+          <w:szCs w:val="28"/>
+        </w:rPr>
+      </w:pPr>
+      <w:r>
+        <w:rPr>
+          <w:b/>
+          <w:bCs/>
+          <w:sz w:val="28"/>
+          <w:szCs w:val="28"/>
         </w:rPr>
         <w:t>Day 01</w:t>
       </w:r>
@@ -754,7 +758,7 @@
     <w:p>
       <w:r>
         <w:pict w14:anchorId="72329C4B">
-          <v:rect id="_x0000_i1110" style="width:0;height:1.5pt" o:hralign="center" o:hrstd="t" o:hr="t" fillcolor="#a0a0a0" stroked="f"/>
+          <v:rect id="_x0000_i1032" style="width:0;height:1.5pt" o:hralign="center" o:hrstd="t" o:hr="t" fillcolor="#a0a0a0" stroked="f"/>
         </w:pict>
       </w:r>
     </w:p>
@@ -766,26 +770,48 @@
         <w:rPr>
           <w:b/>
           <w:bCs/>
-        </w:rPr>
-      </w:pPr>
-      <w:r>
-        <w:rPr>
-          <w:b/>
-          <w:bCs/>
+          <w:sz w:val="28"/>
+          <w:szCs w:val="28"/>
+        </w:rPr>
+      </w:pPr>
+      <w:r>
+        <w:rPr>
+          <w:b/>
+          <w:bCs/>
+          <w:sz w:val="28"/>
+          <w:szCs w:val="28"/>
         </w:rPr>
         <w:t>Day 02</w:t>
       </w:r>
     </w:p>
     <w:p>
-      <w:r>
+      <w:pPr>
+        <w:rPr>
+          <w:b/>
+          <w:bCs/>
+        </w:rPr>
+      </w:pPr>
+      <w:r>
+        <w:rPr>
+          <w:b/>
+          <w:bCs/>
+        </w:rPr>
         <w:t>Project: Structured &amp; Validated Task API</w:t>
       </w:r>
       <w:r>
+        <w:rPr>
+          <w:b/>
+          <w:bCs/>
+        </w:rPr>
         <w:br/>
         <w:t xml:space="preserve">Technology: </w:t>
       </w:r>
       <w:proofErr w:type="spellStart"/>
       <w:r>
+        <w:rPr>
+          <w:b/>
+          <w:bCs/>
+        </w:rPr>
         <w:t>FastAPI</w:t>
       </w:r>
       <w:proofErr w:type="spellEnd"/>
@@ -793,6 +819,971 @@
     <w:p>
       <w:r>
         <w:pict w14:anchorId="1AA2CDCD">
+          <v:rect id="_x0000_i1033" style="width:0;height:1.5pt" o:hralign="center" o:hrstd="t" o:hr="t" fillcolor="#a0a0a0" stroked="f"/>
+        </w:pict>
+      </w:r>
+    </w:p>
+    <w:p>
+      <w:pPr>
+        <w:rPr>
+          <w:b/>
+          <w:bCs/>
+        </w:rPr>
+      </w:pPr>
+      <w:r>
+        <w:rPr>
+          <w:b/>
+          <w:bCs/>
+        </w:rPr>
+        <w:t>Objective</w:t>
+      </w:r>
+    </w:p>
+    <w:p>
+      <w:r>
+        <w:t>The objective of Day 02 was to refactor the Day 01 Task API into a more professional and scalable backend structure.</w:t>
+      </w:r>
+    </w:p>
+    <w:p>
+      <w:r>
+        <w:t xml:space="preserve">The focus was on improving code organization, implementing proper validation, using response models, handling HTTP status codes correctly, and separating application components using </w:t>
+      </w:r>
+      <w:proofErr w:type="spellStart"/>
+      <w:r>
+        <w:t>APIRouter</w:t>
+      </w:r>
+      <w:proofErr w:type="spellEnd"/>
+      <w:r>
+        <w:t>.</w:t>
+      </w:r>
+    </w:p>
+    <w:p>
+      <w:r>
+        <w:t>The goal was to move from a beginner-level API to a clean, industry-style backend structure.</w:t>
+      </w:r>
+    </w:p>
+    <w:p>
+      <w:r>
+        <w:pict w14:anchorId="72BE0251">
+          <v:rect id="_x0000_i1034" style="width:0;height:1.5pt" o:hralign="center" o:hrstd="t" o:hr="t" fillcolor="#a0a0a0" stroked="f"/>
+        </w:pict>
+      </w:r>
+    </w:p>
+    <w:p>
+      <w:pPr>
+        <w:rPr>
+          <w:b/>
+          <w:bCs/>
+        </w:rPr>
+      </w:pPr>
+      <w:r>
+        <w:rPr>
+          <w:b/>
+          <w:bCs/>
+        </w:rPr>
+        <w:t>Project Refactoring</w:t>
+      </w:r>
+    </w:p>
+    <w:p>
+      <w:r>
+        <w:t>The project structure was reorganized to follow separation of concerns principles.</w:t>
+      </w:r>
+    </w:p>
+    <w:p>
+      <w:pPr>
+        <w:rPr>
+          <w:b/>
+          <w:bCs/>
+        </w:rPr>
+      </w:pPr>
+      <w:r>
+        <w:rPr>
+          <w:b/>
+          <w:bCs/>
+        </w:rPr>
+        <w:t>New Project Structure:</w:t>
+      </w:r>
+    </w:p>
+    <w:p>
+      <w:r>
+        <w:t>P</w:t>
+      </w:r>
+      <w:r>
+        <w:t>roject/</w:t>
+      </w:r>
+    </w:p>
+    <w:p>
+      <w:r>
+        <w:rPr>
+          <w:rFonts w:ascii="MS Gothic" w:eastAsia="MS Gothic" w:hAnsi="MS Gothic" w:cs="MS Gothic" w:hint="eastAsia"/>
+        </w:rPr>
+        <w:t>├</w:t>
+      </w:r>
+      <w:r>
+        <w:rPr>
+          <w:rFonts w:ascii="Calibri" w:hAnsi="Calibri" w:cs="Calibri"/>
+        </w:rPr>
+        <w:t>──</w:t>
+      </w:r>
+      <w:r>
+        <w:t xml:space="preserve"> main.py</w:t>
+      </w:r>
+    </w:p>
+    <w:p>
+      <w:r>
+        <w:rPr>
+          <w:rFonts w:ascii="MS Gothic" w:eastAsia="MS Gothic" w:hAnsi="MS Gothic" w:cs="MS Gothic" w:hint="eastAsia"/>
+        </w:rPr>
+        <w:lastRenderedPageBreak/>
+        <w:t>├</w:t>
+      </w:r>
+      <w:r>
+        <w:rPr>
+          <w:rFonts w:ascii="Calibri" w:hAnsi="Calibri" w:cs="Calibri"/>
+        </w:rPr>
+        <w:t>──</w:t>
+      </w:r>
+      <w:r>
+        <w:t xml:space="preserve"> config.py</w:t>
+      </w:r>
+    </w:p>
+    <w:p>
+      <w:r>
+        <w:rPr>
+          <w:rFonts w:ascii="MS Gothic" w:eastAsia="MS Gothic" w:hAnsi="MS Gothic" w:cs="MS Gothic" w:hint="eastAsia"/>
+        </w:rPr>
+        <w:t>├</w:t>
+      </w:r>
+      <w:r>
+        <w:rPr>
+          <w:rFonts w:ascii="Calibri" w:hAnsi="Calibri" w:cs="Calibri"/>
+        </w:rPr>
+        <w:t>──</w:t>
+      </w:r>
+      <w:r>
+        <w:t xml:space="preserve"> routers/</w:t>
+      </w:r>
+    </w:p>
+    <w:p>
+      <w:r>
+        <w:t xml:space="preserve">   </w:t>
+      </w:r>
+      <w:r>
+        <w:t xml:space="preserve"> └── tasks.py</w:t>
+      </w:r>
+    </w:p>
+    <w:p>
+      <w:r>
+        <w:rPr>
+          <w:rFonts w:ascii="MS Gothic" w:eastAsia="MS Gothic" w:hAnsi="MS Gothic" w:cs="MS Gothic" w:hint="eastAsia"/>
+        </w:rPr>
+        <w:t>├</w:t>
+      </w:r>
+      <w:r>
+        <w:rPr>
+          <w:rFonts w:ascii="Calibri" w:hAnsi="Calibri" w:cs="Calibri"/>
+        </w:rPr>
+        <w:t>──</w:t>
+      </w:r>
+      <w:r>
+        <w:t xml:space="preserve"> models/</w:t>
+      </w:r>
+    </w:p>
+    <w:p>
+      <w:r>
+        <w:t xml:space="preserve">    </w:t>
+      </w:r>
+      <w:r>
+        <w:t>└── task.py</w:t>
+      </w:r>
+    </w:p>
+    <w:p>
+      <w:r>
+        <w:t>└── schemas/</w:t>
+      </w:r>
+    </w:p>
+    <w:p>
+      <w:r>
+        <w:t xml:space="preserve">    └── task_schema.py</w:t>
+      </w:r>
+    </w:p>
+    <w:p>
+      <w:r>
+        <w:t>Each folder now has a specific responsibility:</w:t>
+      </w:r>
+    </w:p>
+    <w:p>
+      <w:r>
+        <w:t>• main.py → Application entry point</w:t>
+      </w:r>
+      <w:r>
+        <w:br/>
+        <w:t>• routers/ → API route definitions</w:t>
+      </w:r>
+      <w:r>
+        <w:br/>
+        <w:t>• schemas/ → Request and response validation models</w:t>
+      </w:r>
+      <w:r>
+        <w:br/>
+        <w:t>• models/ → Data storage (temporary in-memory storage)</w:t>
+      </w:r>
+      <w:r>
+        <w:br/>
+        <w:t>• config.py → Configuration settings (reserved for future use)</w:t>
+      </w:r>
+    </w:p>
+    <w:p>
+      <w:r>
+        <w:pict w14:anchorId="7E6BDD40">
+          <v:rect id="_x0000_i1035" style="width:0;height:1.5pt" o:hralign="center" o:hrstd="t" o:hr="t" fillcolor="#a0a0a0" stroked="f"/>
+        </w:pict>
+      </w:r>
+    </w:p>
+    <w:p>
+      <w:pPr>
+        <w:rPr>
+          <w:b/>
+          <w:bCs/>
+        </w:rPr>
+      </w:pPr>
+      <w:r>
+        <w:rPr>
+          <w:b/>
+          <w:bCs/>
+        </w:rPr>
+        <w:t>Improvements Implemented</w:t>
+      </w:r>
+    </w:p>
+    <w:p>
+      <w:pPr>
+        <w:rPr>
+          <w:b/>
+          <w:bCs/>
+        </w:rPr>
+      </w:pPr>
+      <w:r>
+        <w:rPr>
+          <w:b/>
+          <w:bCs/>
+        </w:rPr>
+        <w:t xml:space="preserve">1. </w:t>
+      </w:r>
+      <w:proofErr w:type="spellStart"/>
+      <w:r>
+        <w:rPr>
+          <w:b/>
+          <w:bCs/>
+        </w:rPr>
+        <w:t>APIRouter</w:t>
+      </w:r>
+      <w:proofErr w:type="spellEnd"/>
+      <w:r>
+        <w:rPr>
+          <w:b/>
+          <w:bCs/>
+        </w:rPr>
+        <w:t xml:space="preserve"> Implementation</w:t>
+      </w:r>
+    </w:p>
+    <w:p>
+      <w:r>
+        <w:t xml:space="preserve">All task-related routes were moved from main.py into a separate file using </w:t>
+      </w:r>
+      <w:proofErr w:type="spellStart"/>
+      <w:r>
+        <w:t>APIRouter</w:t>
+      </w:r>
+      <w:proofErr w:type="spellEnd"/>
+      <w:r>
+        <w:t>.</w:t>
+      </w:r>
+    </w:p>
+    <w:p>
+      <w:r>
+        <w:t>This allows modular development and makes the application scalable for larger projects.</w:t>
+      </w:r>
+    </w:p>
+    <w:p>
+      <w:r>
+        <w:t>Example:</w:t>
+      </w:r>
+    </w:p>
+    <w:p>
+      <w:r>
+        <w:t xml:space="preserve">• router = </w:t>
+      </w:r>
+      <w:proofErr w:type="spellStart"/>
+      <w:proofErr w:type="gramStart"/>
+      <w:r>
+        <w:t>APIRouter</w:t>
+      </w:r>
+      <w:proofErr w:type="spellEnd"/>
+      <w:r>
+        <w:t>(</w:t>
+      </w:r>
+      <w:proofErr w:type="gramEnd"/>
+      <w:r>
+        <w:t>prefix="/tasks", tags=["Tasks"])</w:t>
+      </w:r>
+      <w:r>
+        <w:br/>
+        <w:t xml:space="preserve">• </w:t>
+      </w:r>
+      <w:proofErr w:type="spellStart"/>
+      <w:proofErr w:type="gramStart"/>
+      <w:r>
+        <w:t>app.include</w:t>
+      </w:r>
+      <w:proofErr w:type="gramEnd"/>
+      <w:r>
+        <w:t>_router</w:t>
+      </w:r>
+      <w:proofErr w:type="spellEnd"/>
+      <w:r>
+        <w:t>(</w:t>
+      </w:r>
+      <w:proofErr w:type="spellStart"/>
+      <w:proofErr w:type="gramStart"/>
+      <w:r>
+        <w:t>tasks.router</w:t>
+      </w:r>
+      <w:proofErr w:type="spellEnd"/>
+      <w:proofErr w:type="gramEnd"/>
+      <w:r>
+        <w:t>)</w:t>
+      </w:r>
+    </w:p>
+    <w:p>
+      <w:r>
+        <w:t xml:space="preserve">This structure is commonly used in production-level </w:t>
+      </w:r>
+      <w:proofErr w:type="spellStart"/>
+      <w:r>
+        <w:t>FastAPI</w:t>
+      </w:r>
+      <w:proofErr w:type="spellEnd"/>
+      <w:r>
+        <w:t xml:space="preserve"> applications.</w:t>
+      </w:r>
+    </w:p>
+    <w:p>
+      <w:r>
+        <w:pict w14:anchorId="0B13DBF6">
+          <v:rect id="_x0000_i1036" style="width:0;height:1.5pt" o:hralign="center" o:hrstd="t" o:hr="t" fillcolor="#a0a0a0" stroked="f"/>
+        </w:pict>
+      </w:r>
+    </w:p>
+    <w:p>
+      <w:pPr>
+        <w:rPr>
+          <w:b/>
+          <w:bCs/>
+        </w:rPr>
+      </w:pPr>
+      <w:r>
+        <w:rPr>
+          <w:b/>
+          <w:bCs/>
+        </w:rPr>
+        <w:t>2. Request &amp; Response Models</w:t>
+      </w:r>
+    </w:p>
+    <w:p>
+      <w:r>
+        <w:t xml:space="preserve">Two separate </w:t>
+      </w:r>
+      <w:proofErr w:type="spellStart"/>
+      <w:r>
+        <w:t>Pydantic</w:t>
+      </w:r>
+      <w:proofErr w:type="spellEnd"/>
+      <w:r>
+        <w:t xml:space="preserve"> models were created:</w:t>
+      </w:r>
+    </w:p>
+    <w:p>
+      <w:r>
+        <w:t xml:space="preserve">• </w:t>
+      </w:r>
+      <w:proofErr w:type="spellStart"/>
+      <w:r>
+        <w:t>TaskCreate</w:t>
+      </w:r>
+      <w:proofErr w:type="spellEnd"/>
+      <w:r>
+        <w:t xml:space="preserve"> → Used for incoming request validation</w:t>
+      </w:r>
+      <w:r>
+        <w:br/>
+        <w:t xml:space="preserve">• </w:t>
+      </w:r>
+      <w:proofErr w:type="spellStart"/>
+      <w:r>
+        <w:t>TaskResponse</w:t>
+      </w:r>
+      <w:proofErr w:type="spellEnd"/>
+      <w:r>
+        <w:t xml:space="preserve"> → Used for outgoing response formatting</w:t>
+      </w:r>
+    </w:p>
+    <w:p>
+      <w:r>
+        <w:t>This ensures clean separation between input validation and output serialization.</w:t>
+      </w:r>
+    </w:p>
+    <w:p>
+      <w:r>
+        <w:lastRenderedPageBreak/>
+        <w:t>Example validation rule:</w:t>
+      </w:r>
+    </w:p>
+    <w:p>
+      <w:r>
+        <w:t>• title must have at least 3 characters</w:t>
+      </w:r>
+    </w:p>
+    <w:p>
+      <w:proofErr w:type="spellStart"/>
+      <w:r>
+        <w:t>FastAPI</w:t>
+      </w:r>
+      <w:proofErr w:type="spellEnd"/>
+      <w:r>
+        <w:t xml:space="preserve"> automatically returns a 422 error if validation fails.</w:t>
+      </w:r>
+    </w:p>
+    <w:p>
+      <w:r>
+        <w:pict w14:anchorId="13EA1BA6">
+          <v:rect id="_x0000_i1037" style="width:0;height:1.5pt" o:hralign="center" o:hrstd="t" o:hr="t" fillcolor="#a0a0a0" stroked="f"/>
+        </w:pict>
+      </w:r>
+    </w:p>
+    <w:p>
+      <w:pPr>
+        <w:rPr>
+          <w:b/>
+          <w:bCs/>
+        </w:rPr>
+      </w:pPr>
+      <w:r>
+        <w:rPr>
+          <w:b/>
+          <w:bCs/>
+        </w:rPr>
+        <w:t>3. Proper HTTP Status Codes</w:t>
+      </w:r>
+    </w:p>
+    <w:p>
+      <w:r>
+        <w:t>Standard REST status codes were implemented:</w:t>
+      </w:r>
+    </w:p>
+    <w:p>
+      <w:r>
+        <w:t>• 201 Created → When a new task is added</w:t>
+      </w:r>
+      <w:r>
+        <w:br/>
+        <w:t>• 204 No Content → When a task is deleted</w:t>
+      </w:r>
+      <w:r>
+        <w:br/>
+        <w:t>• 404 Not Found → When a task does not exist</w:t>
+      </w:r>
+      <w:r>
+        <w:br/>
+        <w:t xml:space="preserve">• 422 </w:t>
+      </w:r>
+      <w:proofErr w:type="spellStart"/>
+      <w:r>
+        <w:t>Unprocessable</w:t>
+      </w:r>
+      <w:proofErr w:type="spellEnd"/>
+      <w:r>
+        <w:t xml:space="preserve"> Entity → When validation fails</w:t>
+      </w:r>
+    </w:p>
+    <w:p>
+      <w:r>
+        <w:t>Using correct status codes improves API professionalism and REST compliance.</w:t>
+      </w:r>
+    </w:p>
+    <w:p>
+      <w:r>
+        <w:pict w14:anchorId="17337A63">
+          <v:rect id="_x0000_i1038" style="width:0;height:1.5pt" o:hralign="center" o:hrstd="t" o:hr="t" fillcolor="#a0a0a0" stroked="f"/>
+        </w:pict>
+      </w:r>
+    </w:p>
+    <w:p>
+      <w:pPr>
+        <w:rPr>
+          <w:b/>
+          <w:bCs/>
+        </w:rPr>
+      </w:pPr>
+      <w:r>
+        <w:rPr>
+          <w:b/>
+          <w:bCs/>
+        </w:rPr>
+        <w:t>4. Response Model Enforcement</w:t>
+      </w:r>
+    </w:p>
+    <w:p>
+      <w:r>
+        <w:t xml:space="preserve">The </w:t>
+      </w:r>
+      <w:proofErr w:type="spellStart"/>
+      <w:r>
+        <w:t>response_model</w:t>
+      </w:r>
+      <w:proofErr w:type="spellEnd"/>
+      <w:r>
+        <w:t xml:space="preserve"> parameter was added to endpoints to ensure:</w:t>
+      </w:r>
+    </w:p>
+    <w:p>
+      <w:r>
+        <w:t>• Only expected fields are returned</w:t>
+      </w:r>
+      <w:r>
+        <w:br/>
+        <w:t>• Data consistency is maintained</w:t>
+      </w:r>
+      <w:r>
+        <w:br/>
+        <w:t>• Sensitive or extra fields are not exposed</w:t>
+      </w:r>
+    </w:p>
+    <w:p>
+      <w:r>
+        <w:t>This enhances API security and reliability.</w:t>
+      </w:r>
+    </w:p>
+    <w:p>
+      <w:r>
+        <w:pict w14:anchorId="2CEADB98">
+          <v:rect id="_x0000_i1039" style="width:0;height:1.5pt" o:hralign="center" o:hrstd="t" o:hr="t" fillcolor="#a0a0a0" stroked="f"/>
+        </w:pict>
+      </w:r>
+    </w:p>
+    <w:p>
+      <w:pPr>
+        <w:rPr>
+          <w:b/>
+          <w:bCs/>
+        </w:rPr>
+      </w:pPr>
+      <w:r>
+        <w:rPr>
+          <w:b/>
+          <w:bCs/>
+        </w:rPr>
+        <w:t>5. Clean In-Memory Data Handling</w:t>
+      </w:r>
+    </w:p>
+    <w:p>
+      <w:r>
+        <w:t>The in-memory storage was moved to a separate models file.</w:t>
+      </w:r>
+    </w:p>
+    <w:p>
+      <w:r>
+        <w:t>• tasks list stores all tasks</w:t>
+      </w:r>
+      <w:r>
+        <w:br/>
+        <w:t xml:space="preserve">• </w:t>
+      </w:r>
+      <w:proofErr w:type="spellStart"/>
+      <w:r>
+        <w:t>current_id</w:t>
+      </w:r>
+      <w:proofErr w:type="spellEnd"/>
+      <w:r>
+        <w:t xml:space="preserve"> is maintained using a mutable dictionary to avoid global variable issues</w:t>
+      </w:r>
+    </w:p>
+    <w:p>
+      <w:r>
+        <w:t>This prevents improper state modification and improves maintainability.</w:t>
+      </w:r>
+    </w:p>
+    <w:p>
+      <w:r>
+        <w:pict w14:anchorId="48F70F77">
+          <v:rect id="_x0000_i1040" style="width:0;height:1.5pt" o:hralign="center" o:hrstd="t" o:hr="t" fillcolor="#a0a0a0" stroked="f"/>
+        </w:pict>
+      </w:r>
+    </w:p>
+    <w:p>
+      <w:pPr>
+        <w:rPr>
+          <w:b/>
+          <w:bCs/>
+        </w:rPr>
+      </w:pPr>
+      <w:r>
+        <w:rPr>
+          <w:b/>
+          <w:bCs/>
+        </w:rPr>
+        <w:t>Endpoints (Day 02 Version)</w:t>
+      </w:r>
+    </w:p>
+    <w:p>
+      <w:r>
+        <w:t>• GET / → Welcome message</w:t>
+      </w:r>
+      <w:r>
+        <w:br/>
+        <w:t>• GET /tasks → Returns all tasks</w:t>
+      </w:r>
+      <w:r>
+        <w:br/>
+      </w:r>
+      <w:r>
+        <w:lastRenderedPageBreak/>
+        <w:t>• POST /tasks → Creates a task (with validation)</w:t>
+      </w:r>
+      <w:r>
+        <w:br/>
+        <w:t>• GET /tasks/{</w:t>
+      </w:r>
+      <w:proofErr w:type="spellStart"/>
+      <w:r>
+        <w:t>task_id</w:t>
+      </w:r>
+      <w:proofErr w:type="spellEnd"/>
+      <w:r>
+        <w:t>} → Retrieves a specific task</w:t>
+      </w:r>
+      <w:r>
+        <w:br/>
+        <w:t>• DELETE /tasks/{</w:t>
+      </w:r>
+      <w:proofErr w:type="spellStart"/>
+      <w:r>
+        <w:t>task_id</w:t>
+      </w:r>
+      <w:proofErr w:type="spellEnd"/>
+      <w:r>
+        <w:t>} → Deletes a task</w:t>
+      </w:r>
+    </w:p>
+    <w:p>
+      <w:r>
+        <w:t>All endpoints now use response models and proper status codes.</w:t>
+      </w:r>
+    </w:p>
+    <w:p>
+      <w:r>
+        <w:pict w14:anchorId="49191961">
+          <v:rect id="_x0000_i1041" style="width:0;height:1.5pt" o:hralign="center" o:hrstd="t" o:hr="t" fillcolor="#a0a0a0" stroked="f"/>
+        </w:pict>
+      </w:r>
+    </w:p>
+    <w:p>
+      <w:pPr>
+        <w:rPr>
+          <w:b/>
+          <w:bCs/>
+        </w:rPr>
+      </w:pPr>
+      <w:r>
+        <w:rPr>
+          <w:b/>
+          <w:bCs/>
+        </w:rPr>
+        <w:t>Concepts Covered</w:t>
+      </w:r>
+    </w:p>
+    <w:p>
+      <w:r>
+        <w:rPr>
+          <w:b/>
+          <w:bCs/>
+        </w:rPr>
+        <w:t>Modular Backend Structure</w:t>
+      </w:r>
+      <w:r>
+        <w:br/>
+        <w:t>Learned how to separate routes, schemas, and data logic into different files for better maintainability.</w:t>
+      </w:r>
+    </w:p>
+    <w:p>
+      <w:proofErr w:type="spellStart"/>
+      <w:r>
+        <w:rPr>
+          <w:b/>
+          <w:bCs/>
+        </w:rPr>
+        <w:t>APIRouter</w:t>
+      </w:r>
+      <w:proofErr w:type="spellEnd"/>
+      <w:r>
+        <w:br/>
+        <w:t>Understood how routers allow grouping related endpoints and attaching them to the main application.</w:t>
+      </w:r>
+    </w:p>
+    <w:p>
+      <w:r>
+        <w:rPr>
+          <w:b/>
+          <w:bCs/>
+        </w:rPr>
+        <w:t>Data Validation</w:t>
+      </w:r>
+      <w:r>
+        <w:br/>
+        <w:t xml:space="preserve">Used </w:t>
+      </w:r>
+      <w:proofErr w:type="spellStart"/>
+      <w:r>
+        <w:t>Pydantic</w:t>
+      </w:r>
+      <w:proofErr w:type="spellEnd"/>
+      <w:r>
+        <w:t xml:space="preserve"> Field validation to enforce rules such as minimum string length.</w:t>
+      </w:r>
+    </w:p>
+    <w:p>
+      <w:r>
+        <w:rPr>
+          <w:b/>
+          <w:bCs/>
+        </w:rPr>
+        <w:t>Response Serialization</w:t>
+      </w:r>
+      <w:r>
+        <w:br/>
+        <w:t xml:space="preserve">Learned how </w:t>
+      </w:r>
+      <w:proofErr w:type="spellStart"/>
+      <w:r>
+        <w:t>response_model</w:t>
+      </w:r>
+      <w:proofErr w:type="spellEnd"/>
+      <w:r>
+        <w:t xml:space="preserve"> controls outgoing data format and ensures consistency.</w:t>
+      </w:r>
+    </w:p>
+    <w:p>
+      <w:r>
+        <w:rPr>
+          <w:b/>
+          <w:bCs/>
+        </w:rPr>
+        <w:t>RESTful Standards</w:t>
+      </w:r>
+      <w:r>
+        <w:br/>
+        <w:t>Applied correct HTTP status codes to follow REST best practices.</w:t>
+      </w:r>
+    </w:p>
+    <w:p>
+      <w:r>
+        <w:rPr>
+          <w:b/>
+          <w:bCs/>
+        </w:rPr>
+        <w:t>Separation of Concerns</w:t>
+      </w:r>
+      <w:r>
+        <w:br/>
+        <w:t>Understood why validation, routing, and storage logic should not be mixed in one file.</w:t>
+      </w:r>
+    </w:p>
+    <w:p>
+      <w:r>
+        <w:pict w14:anchorId="62EF6D36">
+          <v:rect id="_x0000_i1042" style="width:0;height:1.5pt" o:hralign="center" o:hrstd="t" o:hr="t" fillcolor="#a0a0a0" stroked="f"/>
+        </w:pict>
+      </w:r>
+    </w:p>
+    <w:p>
+      <w:pPr>
+        <w:rPr>
+          <w:b/>
+          <w:bCs/>
+        </w:rPr>
+      </w:pPr>
+      <w:r>
+        <w:rPr>
+          <w:b/>
+          <w:bCs/>
+        </w:rPr>
+        <w:t>Challenges Faced</w:t>
+      </w:r>
+    </w:p>
+    <w:p>
+      <w:r>
+        <w:t>• Understanding why request and response models should be separated</w:t>
+      </w:r>
+      <w:r>
+        <w:br/>
+        <w:t>• Handling shared mutable state without using the global keyword</w:t>
+      </w:r>
+      <w:r>
+        <w:br/>
+        <w:t>• Refactoring existing working code into a modular structure</w:t>
+      </w:r>
+    </w:p>
+    <w:p>
+      <w:r>
+        <w:pict w14:anchorId="163D9BB1">
+          <v:rect id="_x0000_i1043" style="width:0;height:1.5pt" o:hralign="center" o:hrstd="t" o:hr="t" fillcolor="#a0a0a0" stroked="f"/>
+        </w:pict>
+      </w:r>
+    </w:p>
+    <w:p>
+      <w:pPr>
+        <w:rPr>
+          <w:b/>
+          <w:bCs/>
+        </w:rPr>
+      </w:pPr>
+      <w:r>
+        <w:rPr>
+          <w:b/>
+          <w:bCs/>
+        </w:rPr>
+        <w:t>Key Learnings</w:t>
+      </w:r>
+    </w:p>
+    <w:p>
+      <w:r>
+        <w:t>By the end of Day 02, I gained a strong understanding of:</w:t>
+      </w:r>
+    </w:p>
+    <w:p>
+      <w:r>
+        <w:t xml:space="preserve">• Clean </w:t>
+      </w:r>
+      <w:proofErr w:type="spellStart"/>
+      <w:r>
+        <w:t>FastAPI</w:t>
+      </w:r>
+      <w:proofErr w:type="spellEnd"/>
+      <w:r>
+        <w:t xml:space="preserve"> project architecture</w:t>
+      </w:r>
+      <w:r>
+        <w:br/>
+        <w:t xml:space="preserve">• </w:t>
+      </w:r>
+      <w:proofErr w:type="spellStart"/>
+      <w:r>
+        <w:t>APIRouter</w:t>
+      </w:r>
+      <w:proofErr w:type="spellEnd"/>
+      <w:r>
+        <w:t xml:space="preserve"> usage</w:t>
+      </w:r>
+      <w:r>
+        <w:br/>
+      </w:r>
+      <w:r>
+        <w:lastRenderedPageBreak/>
+        <w:t>• Request and response model separation</w:t>
+      </w:r>
+      <w:r>
+        <w:br/>
+        <w:t>• Professional validation handling</w:t>
+      </w:r>
+      <w:r>
+        <w:br/>
+        <w:t>• Proper HTTP status codes</w:t>
+      </w:r>
+      <w:r>
+        <w:br/>
+        <w:t>• Modular backend design</w:t>
+      </w:r>
+      <w:r>
+        <w:br/>
+        <w:t>• REST API best practices</w:t>
+      </w:r>
+    </w:p>
+    <w:p>
+      <w:r>
+        <w:t>This upgrade transformed the project from a basic CRUD API into a structured, scalable backend application.</w:t>
+      </w:r>
+    </w:p>
+    <w:p>
+      <w:r>
+        <w:pict w14:anchorId="548A9E6E">
+          <v:rect id="_x0000_i1135" style="width:0;height:1.5pt" o:hralign="center" o:bullet="t" o:hrstd="t" o:hr="t" fillcolor="#a0a0a0" stroked="f"/>
+        </w:pict>
+      </w:r>
+    </w:p>
+    <w:p/>
+    <w:p/>
+    <w:p/>
+    <w:p>
+      <w:pPr>
+        <w:rPr>
+          <w:b/>
+          <w:bCs/>
+        </w:rPr>
+      </w:pPr>
+      <w:r>
+        <w:rPr>
+          <w:b/>
+          <w:bCs/>
+          <w:sz w:val="28"/>
+          <w:szCs w:val="28"/>
+        </w:rPr>
+        <w:t>Day 03</w:t>
+      </w:r>
+      <w:r>
+        <w:br/>
+      </w:r>
+      <w:r>
+        <w:rPr>
+          <w:b/>
+          <w:bCs/>
+        </w:rPr>
+        <w:t>Project: Task API with Database Integration</w:t>
+      </w:r>
+      <w:r>
+        <w:rPr>
+          <w:b/>
+          <w:bCs/>
+        </w:rPr>
+        <w:br/>
+        <w:t xml:space="preserve">Technology: </w:t>
+      </w:r>
+      <w:proofErr w:type="spellStart"/>
+      <w:r>
+        <w:rPr>
+          <w:b/>
+          <w:bCs/>
+        </w:rPr>
+        <w:t>FastAPI</w:t>
+      </w:r>
+      <w:proofErr w:type="spellEnd"/>
+      <w:r>
+        <w:rPr>
+          <w:b/>
+          <w:bCs/>
+        </w:rPr>
+        <w:t xml:space="preserve"> + PostgreSQL + </w:t>
+      </w:r>
+      <w:proofErr w:type="spellStart"/>
+      <w:r>
+        <w:rPr>
+          <w:b/>
+          <w:bCs/>
+        </w:rPr>
+        <w:t>SQLAlchemy</w:t>
+      </w:r>
+      <w:proofErr w:type="spellEnd"/>
+    </w:p>
+    <w:p>
+      <w:r>
+        <w:pict w14:anchorId="04E4C5BF">
           <v:rect id="_x0000_i1111" style="width:0;height:1.5pt" o:hralign="center" o:hrstd="t" o:hr="t" fillcolor="#a0a0a0" stroked="f"/>
         </w:pict>
       </w:r>
@@ -814,30 +1805,22 @@
     </w:p>
     <w:p>
       <w:r>
-        <w:t>The objective of Day 02 was to refactor the Day 01 Task API into a more professional and scalable backend structure.</w:t>
-      </w:r>
-    </w:p>
-    <w:p>
-      <w:r>
-        <w:t xml:space="preserve">The focus was on improving code organization, implementing proper validation, using response models, handling HTTP status codes correctly, and separating application components using </w:t>
-      </w:r>
-      <w:proofErr w:type="spellStart"/>
-      <w:r>
-        <w:t>APIRouter</w:t>
-      </w:r>
-      <w:proofErr w:type="spellEnd"/>
-      <w:r>
-        <w:t>.</w:t>
-      </w:r>
-    </w:p>
-    <w:p>
-      <w:r>
-        <w:t>The goal was to move from a beginner-level API to a clean, industry-style backend structure.</w:t>
-      </w:r>
-    </w:p>
-    <w:p>
-      <w:r>
-        <w:pict w14:anchorId="72BE0251">
+        <w:t>The objective of Day 03 was to upgrade the structured Task API from in-memory storage to a real relational database using PostgreSQL.</w:t>
+      </w:r>
+    </w:p>
+    <w:p>
+      <w:r>
+        <w:t>The focus was on implementing persistent storage, integrating an ORM, handling database sessions using dependency injection, and performing CRUD operations directly on the database.</w:t>
+      </w:r>
+    </w:p>
+    <w:p>
+      <w:r>
+        <w:t>The goal was to transform the API into a real-world backend system that stores data permanently and follows professional backend architecture practices.</w:t>
+      </w:r>
+    </w:p>
+    <w:p>
+      <w:r>
+        <w:pict w14:anchorId="5782D806">
           <v:rect id="_x0000_i1112" style="width:0;height:1.5pt" o:hralign="center" o:hrstd="t" o:hr="t" fillcolor="#a0a0a0" stroked="f"/>
         </w:pict>
       </w:r>
@@ -854,161 +1837,53 @@
           <w:b/>
           <w:bCs/>
         </w:rPr>
-        <w:t>Project Refactoring</w:t>
-      </w:r>
-    </w:p>
-    <w:p>
-      <w:r>
-        <w:t>The project structure was reorganized to follow separation of concerns principles.</w:t>
-      </w:r>
-    </w:p>
-    <w:p>
-      <w:pPr>
-        <w:rPr>
-          <w:b/>
-          <w:bCs/>
-        </w:rPr>
-      </w:pPr>
-      <w:r>
-        <w:rPr>
-          <w:b/>
-          <w:bCs/>
-        </w:rPr>
-        <w:t>New Project Structure:</w:t>
-      </w:r>
-    </w:p>
-    <w:p>
-      <w:r>
-        <w:t>P</w:t>
-      </w:r>
-      <w:r>
-        <w:t>roject/</w:t>
-      </w:r>
-    </w:p>
-    <w:p>
-      <w:r>
-        <w:rPr>
-          <w:rFonts w:ascii="MS Gothic" w:eastAsia="MS Gothic" w:hAnsi="MS Gothic" w:cs="MS Gothic" w:hint="eastAsia"/>
-        </w:rPr>
-        <w:t>├</w:t>
-      </w:r>
-      <w:r>
-        <w:rPr>
-          <w:rFonts w:ascii="Calibri" w:hAnsi="Calibri" w:cs="Calibri"/>
-        </w:rPr>
-        <w:t>──</w:t>
-      </w:r>
-      <w:r>
-        <w:t xml:space="preserve"> main.py</w:t>
-      </w:r>
-    </w:p>
-    <w:p>
-      <w:r>
-        <w:rPr>
-          <w:rFonts w:ascii="MS Gothic" w:eastAsia="MS Gothic" w:hAnsi="MS Gothic" w:cs="MS Gothic" w:hint="eastAsia"/>
-        </w:rPr>
-        <w:lastRenderedPageBreak/>
-        <w:t>├</w:t>
-      </w:r>
-      <w:r>
-        <w:rPr>
-          <w:rFonts w:ascii="Calibri" w:hAnsi="Calibri" w:cs="Calibri"/>
-        </w:rPr>
-        <w:t>──</w:t>
-      </w:r>
-      <w:r>
-        <w:t xml:space="preserve"> config.py</w:t>
-      </w:r>
-    </w:p>
-    <w:p>
-      <w:r>
-        <w:rPr>
-          <w:rFonts w:ascii="MS Gothic" w:eastAsia="MS Gothic" w:hAnsi="MS Gothic" w:cs="MS Gothic" w:hint="eastAsia"/>
-        </w:rPr>
-        <w:t>├</w:t>
-      </w:r>
-      <w:r>
-        <w:rPr>
-          <w:rFonts w:ascii="Calibri" w:hAnsi="Calibri" w:cs="Calibri"/>
-        </w:rPr>
-        <w:t>──</w:t>
-      </w:r>
-      <w:r>
-        <w:t xml:space="preserve"> routers/</w:t>
-      </w:r>
-    </w:p>
-    <w:p>
-      <w:r>
-        <w:t xml:space="preserve">   </w:t>
-      </w:r>
-      <w:r>
-        <w:t xml:space="preserve"> └── tasks.py</w:t>
-      </w:r>
-    </w:p>
-    <w:p>
-      <w:r>
-        <w:rPr>
-          <w:rFonts w:ascii="MS Gothic" w:eastAsia="MS Gothic" w:hAnsi="MS Gothic" w:cs="MS Gothic" w:hint="eastAsia"/>
-        </w:rPr>
-        <w:t>├</w:t>
-      </w:r>
-      <w:r>
-        <w:rPr>
-          <w:rFonts w:ascii="Calibri" w:hAnsi="Calibri" w:cs="Calibri"/>
-        </w:rPr>
-        <w:t>──</w:t>
-      </w:r>
-      <w:r>
-        <w:t xml:space="preserve"> models/</w:t>
-      </w:r>
-    </w:p>
-    <w:p>
-      <w:r>
-        <w:t xml:space="preserve">    </w:t>
-      </w:r>
-      <w:r>
-        <w:t>└── task.py</w:t>
-      </w:r>
-    </w:p>
-    <w:p>
-      <w:r>
-        <w:t>└── schemas/</w:t>
-      </w:r>
-    </w:p>
-    <w:p>
-      <w:r>
-        <w:t xml:space="preserve">    └── task_schema.py</w:t>
-      </w:r>
-    </w:p>
-    <w:p>
-      <w:r>
-        <w:t>Each folder now has a specific responsibility:</w:t>
-      </w:r>
-    </w:p>
-    <w:p>
-      <w:r>
-        <w:t>• main.py → Application entry point</w:t>
-      </w:r>
-      <w:r>
-        <w:br/>
-        <w:t>• routers/ → API route definitions</w:t>
-      </w:r>
-      <w:r>
-        <w:br/>
-        <w:t>• schemas/ → Request and response validation models</w:t>
-      </w:r>
-      <w:r>
-        <w:br/>
-        <w:t>• models/ → Data storage (temporary in-memory storage)</w:t>
-      </w:r>
-      <w:r>
-        <w:br/>
-        <w:t>• config.py → Configuration settings (reserved for future use)</w:t>
-      </w:r>
-    </w:p>
-    <w:p>
-      <w:r>
-        <w:pict w14:anchorId="7E6BDD40">
+        <w:t>Environment Setup</w:t>
+      </w:r>
+    </w:p>
+    <w:p>
+      <w:r>
+        <w:t xml:space="preserve">• Installed </w:t>
+      </w:r>
+      <w:proofErr w:type="spellStart"/>
+      <w:r>
+        <w:t>SQLAlchemy</w:t>
+      </w:r>
+      <w:proofErr w:type="spellEnd"/>
+      <w:r>
+        <w:t xml:space="preserve"> for ORM functionality.</w:t>
+      </w:r>
+      <w:r>
+        <w:br/>
+        <w:t>• Installed psycopg2-binary as the PostgreSQL driver.</w:t>
+      </w:r>
+      <w:r>
+        <w:br/>
+        <w:t>• Created a PostgreSQL database locally.</w:t>
+      </w:r>
+      <w:r>
+        <w:br/>
+        <w:t>• Configured database connection using a DATABASE_URL.</w:t>
+      </w:r>
+      <w:r>
+        <w:br/>
+        <w:t>• Established engine, session factory, and declarative base.</w:t>
+      </w:r>
+      <w:r>
+        <w:br/>
+        <w:t xml:space="preserve">• Successfully connected </w:t>
+      </w:r>
+      <w:proofErr w:type="spellStart"/>
+      <w:r>
+        <w:t>FastAPI</w:t>
+      </w:r>
+      <w:proofErr w:type="spellEnd"/>
+      <w:r>
+        <w:t xml:space="preserve"> to PostgreSQL.</w:t>
+      </w:r>
+    </w:p>
+    <w:p>
+      <w:r>
+        <w:pict w14:anchorId="51A63B64">
           <v:rect id="_x0000_i1113" style="width:0;height:1.5pt" o:hralign="center" o:hrstd="t" o:hr="t" fillcolor="#a0a0a0" stroked="f"/>
         </w:pict>
       </w:r>
@@ -1025,124 +1900,235 @@
           <w:b/>
           <w:bCs/>
         </w:rPr>
-        <w:t>Improvements Implemented</w:t>
-      </w:r>
-    </w:p>
-    <w:p>
-      <w:pPr>
-        <w:rPr>
-          <w:b/>
-          <w:bCs/>
-        </w:rPr>
-      </w:pPr>
-      <w:r>
-        <w:rPr>
-          <w:b/>
-          <w:bCs/>
-        </w:rPr>
-        <w:t xml:space="preserve">1. </w:t>
-      </w:r>
-      <w:proofErr w:type="spellStart"/>
-      <w:r>
-        <w:rPr>
-          <w:b/>
-          <w:bCs/>
-        </w:rPr>
-        <w:t>APIRouter</w:t>
-      </w:r>
-      <w:proofErr w:type="spellEnd"/>
-      <w:r>
-        <w:rPr>
-          <w:b/>
-          <w:bCs/>
-        </w:rPr>
-        <w:t xml:space="preserve"> Implementation</w:t>
-      </w:r>
-    </w:p>
-    <w:p>
-      <w:r>
-        <w:t xml:space="preserve">All task-related routes were moved from main.py into a separate file using </w:t>
-      </w:r>
-      <w:proofErr w:type="spellStart"/>
-      <w:r>
-        <w:t>APIRouter</w:t>
-      </w:r>
-      <w:proofErr w:type="spellEnd"/>
-      <w:r>
-        <w:t>.</w:t>
-      </w:r>
-    </w:p>
-    <w:p>
-      <w:r>
-        <w:t>This allows modular development and makes the application scalable for larger projects.</w:t>
-      </w:r>
-    </w:p>
-    <w:p>
-      <w:r>
-        <w:t>Example:</w:t>
-      </w:r>
-    </w:p>
-    <w:p>
-      <w:r>
-        <w:t xml:space="preserve">• router = </w:t>
-      </w:r>
-      <w:proofErr w:type="spellStart"/>
-      <w:proofErr w:type="gramStart"/>
-      <w:r>
-        <w:t>APIRouter</w:t>
-      </w:r>
-      <w:proofErr w:type="spellEnd"/>
-      <w:r>
-        <w:t>(</w:t>
-      </w:r>
-      <w:proofErr w:type="gramEnd"/>
-      <w:r>
-        <w:t>prefix="/tasks", tags=["Tasks"])</w:t>
-      </w:r>
-      <w:r>
-        <w:br/>
-        <w:t xml:space="preserve">• </w:t>
-      </w:r>
-      <w:proofErr w:type="spellStart"/>
-      <w:proofErr w:type="gramStart"/>
-      <w:r>
-        <w:t>app.include</w:t>
-      </w:r>
-      <w:proofErr w:type="gramEnd"/>
-      <w:r>
-        <w:t>_router</w:t>
-      </w:r>
-      <w:proofErr w:type="spellEnd"/>
-      <w:r>
-        <w:t>(</w:t>
-      </w:r>
-      <w:proofErr w:type="spellStart"/>
-      <w:proofErr w:type="gramStart"/>
-      <w:r>
-        <w:t>tasks.router</w:t>
-      </w:r>
-      <w:proofErr w:type="spellEnd"/>
-      <w:proofErr w:type="gramEnd"/>
-      <w:r>
-        <w:t>)</w:t>
-      </w:r>
-    </w:p>
-    <w:p>
-      <w:r>
-        <w:t xml:space="preserve">This structure is commonly used in production-level </w:t>
-      </w:r>
-      <w:proofErr w:type="spellStart"/>
-      <w:r>
-        <w:t>FastAPI</w:t>
-      </w:r>
-      <w:proofErr w:type="spellEnd"/>
-      <w:r>
-        <w:t xml:space="preserve"> applications.</w:t>
-      </w:r>
-    </w:p>
-    <w:p>
-      <w:r>
-        <w:pict w14:anchorId="0B13DBF6">
+        <w:lastRenderedPageBreak/>
+        <w:t>Project Upgrade Overview</w:t>
+      </w:r>
+    </w:p>
+    <w:p>
+      <w:r>
+        <w:t>The previous in-memory list storage was removed.</w:t>
+      </w:r>
+    </w:p>
+    <w:p>
+      <w:r>
+        <w:t xml:space="preserve">Tasks are now stored permanently in a PostgreSQL database using </w:t>
+      </w:r>
+      <w:proofErr w:type="spellStart"/>
+      <w:r>
+        <w:t>SQLAlchemy</w:t>
+      </w:r>
+      <w:proofErr w:type="spellEnd"/>
+      <w:r>
+        <w:t xml:space="preserve"> ORM.</w:t>
+      </w:r>
+    </w:p>
+    <w:p>
+      <w:r>
+        <w:t>The project structure remains modular and follows separation of concerns principles:</w:t>
+      </w:r>
+    </w:p>
+    <w:p>
+      <w:r>
+        <w:t>Project/</w:t>
+      </w:r>
+      <w:r>
+        <w:br/>
+      </w:r>
+      <w:r>
+        <w:rPr>
+          <w:rFonts w:ascii="MS Gothic" w:eastAsia="MS Gothic" w:hAnsi="MS Gothic" w:cs="MS Gothic" w:hint="eastAsia"/>
+        </w:rPr>
+        <w:t>├</w:t>
+      </w:r>
+      <w:r>
+        <w:rPr>
+          <w:rFonts w:ascii="Calibri" w:hAnsi="Calibri" w:cs="Calibri"/>
+        </w:rPr>
+        <w:t>──</w:t>
+      </w:r>
+      <w:r>
+        <w:t xml:space="preserve"> main.py</w:t>
+      </w:r>
+      <w:r>
+        <w:br/>
+      </w:r>
+      <w:r>
+        <w:rPr>
+          <w:rFonts w:ascii="MS Gothic" w:eastAsia="MS Gothic" w:hAnsi="MS Gothic" w:cs="MS Gothic" w:hint="eastAsia"/>
+        </w:rPr>
+        <w:t>├</w:t>
+      </w:r>
+      <w:r>
+        <w:rPr>
+          <w:rFonts w:ascii="Calibri" w:hAnsi="Calibri" w:cs="Calibri"/>
+        </w:rPr>
+        <w:t>──</w:t>
+      </w:r>
+      <w:r>
+        <w:t xml:space="preserve"> config.py</w:t>
+      </w:r>
+      <w:r>
+        <w:br/>
+      </w:r>
+      <w:r>
+        <w:rPr>
+          <w:rFonts w:ascii="MS Gothic" w:eastAsia="MS Gothic" w:hAnsi="MS Gothic" w:cs="MS Gothic" w:hint="eastAsia"/>
+        </w:rPr>
+        <w:t>├</w:t>
+      </w:r>
+      <w:r>
+        <w:rPr>
+          <w:rFonts w:ascii="Calibri" w:hAnsi="Calibri" w:cs="Calibri"/>
+        </w:rPr>
+        <w:t>──</w:t>
+      </w:r>
+      <w:r>
+        <w:t xml:space="preserve"> db.py</w:t>
+      </w:r>
+      <w:r>
+        <w:br/>
+      </w:r>
+      <w:r>
+        <w:rPr>
+          <w:rFonts w:ascii="MS Gothic" w:eastAsia="MS Gothic" w:hAnsi="MS Gothic" w:cs="MS Gothic" w:hint="eastAsia"/>
+        </w:rPr>
+        <w:t>├</w:t>
+      </w:r>
+      <w:r>
+        <w:rPr>
+          <w:rFonts w:ascii="Calibri" w:hAnsi="Calibri" w:cs="Calibri"/>
+        </w:rPr>
+        <w:t>──</w:t>
+      </w:r>
+      <w:r>
+        <w:t xml:space="preserve"> routers/</w:t>
+      </w:r>
+      <w:r>
+        <w:br/>
+      </w:r>
+      <w:r>
+        <w:rPr>
+          <w:rFonts w:ascii="Calibri" w:hAnsi="Calibri" w:cs="Calibri"/>
+        </w:rPr>
+        <w:t>│</w:t>
+      </w:r>
+      <w:r>
+        <w:t xml:space="preserve"> </w:t>
+      </w:r>
+      <w:r>
+        <w:rPr>
+          <w:rFonts w:ascii="Calibri" w:hAnsi="Calibri" w:cs="Calibri"/>
+        </w:rPr>
+        <w:t>└──</w:t>
+      </w:r>
+      <w:r>
+        <w:t xml:space="preserve"> tasks.py</w:t>
+      </w:r>
+      <w:r>
+        <w:br/>
+      </w:r>
+      <w:r>
+        <w:rPr>
+          <w:rFonts w:ascii="MS Gothic" w:eastAsia="MS Gothic" w:hAnsi="MS Gothic" w:cs="MS Gothic" w:hint="eastAsia"/>
+        </w:rPr>
+        <w:t>├</w:t>
+      </w:r>
+      <w:r>
+        <w:rPr>
+          <w:rFonts w:ascii="Calibri" w:hAnsi="Calibri" w:cs="Calibri"/>
+        </w:rPr>
+        <w:t>──</w:t>
+      </w:r>
+      <w:r>
+        <w:t xml:space="preserve"> models/</w:t>
+      </w:r>
+      <w:r>
+        <w:br/>
+      </w:r>
+      <w:r>
+        <w:rPr>
+          <w:rFonts w:ascii="Calibri" w:hAnsi="Calibri" w:cs="Calibri"/>
+        </w:rPr>
+        <w:t>│</w:t>
+      </w:r>
+      <w:r>
+        <w:t xml:space="preserve"> </w:t>
+      </w:r>
+      <w:r>
+        <w:rPr>
+          <w:rFonts w:ascii="Calibri" w:hAnsi="Calibri" w:cs="Calibri"/>
+        </w:rPr>
+        <w:t>└──</w:t>
+      </w:r>
+      <w:r>
+        <w:t xml:space="preserve"> task.py</w:t>
+      </w:r>
+      <w:r>
+        <w:br/>
+      </w:r>
+      <w:r>
+        <w:rPr>
+          <w:rFonts w:ascii="Calibri" w:hAnsi="Calibri" w:cs="Calibri"/>
+        </w:rPr>
+        <w:t>└──</w:t>
+      </w:r>
+      <w:r>
+        <w:t xml:space="preserve"> schemas/</w:t>
+      </w:r>
+      <w:r>
+        <w:br/>
+      </w:r>
+      <w:r>
+        <w:rPr>
+          <w:rFonts w:ascii="Calibri" w:hAnsi="Calibri" w:cs="Calibri"/>
+        </w:rPr>
+        <w:t>└──</w:t>
+      </w:r>
+      <w:r>
+        <w:t xml:space="preserve"> task_schema.py</w:t>
+      </w:r>
+    </w:p>
+    <w:p>
+      <w:r>
+        <w:t>Each layer now has a defined responsibility:</w:t>
+      </w:r>
+    </w:p>
+    <w:p>
+      <w:r>
+        <w:t>• main.py → Application entry point and table initialization</w:t>
+      </w:r>
+      <w:r>
+        <w:br/>
+        <w:t>• config.py → Database configuration and engine setup</w:t>
+      </w:r>
+      <w:r>
+        <w:br/>
+        <w:t>• db.py → Database session dependency</w:t>
+      </w:r>
+      <w:r>
+        <w:br/>
+        <w:t>• models/ → Database table definitions (ORM models)</w:t>
+      </w:r>
+      <w:r>
+        <w:br/>
+        <w:t xml:space="preserve">• schemas/ → </w:t>
+      </w:r>
+      <w:proofErr w:type="spellStart"/>
+      <w:r>
+        <w:t>Pydantic</w:t>
+      </w:r>
+      <w:proofErr w:type="spellEnd"/>
+      <w:r>
+        <w:t xml:space="preserve"> validation and serialization models</w:t>
+      </w:r>
+      <w:r>
+        <w:br/>
+        <w:t>• routers/ → API endpoints and business logic</w:t>
+      </w:r>
+    </w:p>
+    <w:p>
+      <w:r>
+        <w:pict w14:anchorId="714143AA">
           <v:rect id="_x0000_i1114" style="width:0;height:1.5pt" o:hralign="center" o:hrstd="t" o:hr="t" fillcolor="#a0a0a0" stroked="f"/>
         </w:pict>
       </w:r>
@@ -1159,76 +2145,115 @@
           <w:b/>
           <w:bCs/>
         </w:rPr>
-        <w:t>2. Request &amp; Response Models</w:t>
-      </w:r>
-    </w:p>
-    <w:p>
-      <w:r>
-        <w:t xml:space="preserve">Two separate </w:t>
-      </w:r>
-      <w:proofErr w:type="spellStart"/>
-      <w:r>
-        <w:t>Pydantic</w:t>
-      </w:r>
-      <w:proofErr w:type="spellEnd"/>
-      <w:r>
-        <w:t xml:space="preserve"> models were created:</w:t>
-      </w:r>
-    </w:p>
-    <w:p>
-      <w:r>
-        <w:t xml:space="preserve">• </w:t>
-      </w:r>
-      <w:proofErr w:type="spellStart"/>
-      <w:r>
-        <w:t>TaskCreate</w:t>
-      </w:r>
-      <w:proofErr w:type="spellEnd"/>
-      <w:r>
-        <w:t xml:space="preserve"> → Used for incoming request validation</w:t>
-      </w:r>
-      <w:r>
-        <w:br/>
-        <w:t xml:space="preserve">• </w:t>
-      </w:r>
-      <w:proofErr w:type="spellStart"/>
-      <w:r>
-        <w:t>TaskResponse</w:t>
-      </w:r>
-      <w:proofErr w:type="spellEnd"/>
-      <w:r>
-        <w:t xml:space="preserve"> → Used for outgoing response formatting</w:t>
-      </w:r>
-    </w:p>
-    <w:p>
-      <w:r>
-        <w:t>This ensures clean separation between input validation and output serialization.</w:t>
+        <w:t>Database Integration</w:t>
+      </w:r>
+    </w:p>
+    <w:p>
+      <w:r>
+        <w:t>PostgreSQL</w:t>
+      </w:r>
+    </w:p>
+    <w:p>
+      <w:r>
+        <w:t xml:space="preserve">A PostgreSQL database was created and connected to the application using </w:t>
+      </w:r>
+      <w:proofErr w:type="spellStart"/>
+      <w:r>
+        <w:t>SQLAlchemy’s</w:t>
+      </w:r>
+      <w:proofErr w:type="spellEnd"/>
+      <w:r>
+        <w:t xml:space="preserve"> </w:t>
+      </w:r>
+      <w:proofErr w:type="spellStart"/>
+      <w:r>
+        <w:t>create_engine</w:t>
+      </w:r>
+      <w:proofErr w:type="spellEnd"/>
+      <w:r>
+        <w:t>.</w:t>
+      </w:r>
+    </w:p>
+    <w:p>
+      <w:r>
+        <w:t>Tasks are now stored in a real relational database instead of memory.</w:t>
+      </w:r>
+    </w:p>
+    <w:p>
+      <w:r>
+        <w:t>ORM (Object Relational Mapping)</w:t>
+      </w:r>
+    </w:p>
+    <w:p>
+      <w:proofErr w:type="spellStart"/>
+      <w:r>
+        <w:t>SQLAlchemy</w:t>
+      </w:r>
+      <w:proofErr w:type="spellEnd"/>
+      <w:r>
+        <w:t xml:space="preserve"> was used as the ORM to map Python classes to database tables.</w:t>
+      </w:r>
+    </w:p>
+    <w:p>
+      <w:r>
+        <w:t>Example:</w:t>
+      </w:r>
+      <w:r>
+        <w:br/>
+        <w:t>The Task class represents the "tasks" table in the database.</w:t>
       </w:r>
     </w:p>
     <w:p>
       <w:r>
         <w:lastRenderedPageBreak/>
-        <w:t>Example validation rule:</w:t>
-      </w:r>
-    </w:p>
-    <w:p>
-      <w:r>
-        <w:t>• title must have at least 3 characters</w:t>
-      </w:r>
-    </w:p>
-    <w:p>
-      <w:proofErr w:type="spellStart"/>
-      <w:r>
-        <w:t>FastAPI</w:t>
-      </w:r>
-      <w:proofErr w:type="spellEnd"/>
-      <w:r>
-        <w:t xml:space="preserve"> automatically returns a 422 error if validation fails.</w:t>
-      </w:r>
-    </w:p>
-    <w:p>
-      <w:r>
-        <w:pict w14:anchorId="13EA1BA6">
+        <w:t>Each attribute in the class corresponds to a database column:</w:t>
+      </w:r>
+    </w:p>
+    <w:p>
+      <w:r>
+        <w:t>• id → Primary key</w:t>
+      </w:r>
+      <w:r>
+        <w:br/>
+        <w:t>• title → Task title</w:t>
+      </w:r>
+      <w:r>
+        <w:br/>
+        <w:t>• description → Task description</w:t>
+      </w:r>
+      <w:r>
+        <w:br/>
+        <w:t>• completed → Boolean status</w:t>
+      </w:r>
+    </w:p>
+    <w:p>
+      <w:r>
+        <w:t>Tables are created automatically using:</w:t>
+      </w:r>
+    </w:p>
+    <w:p>
+      <w:proofErr w:type="spellStart"/>
+      <w:proofErr w:type="gramStart"/>
+      <w:r>
+        <w:t>Base.metadata.create</w:t>
+      </w:r>
+      <w:proofErr w:type="gramEnd"/>
+      <w:r>
+        <w:t>_all</w:t>
+      </w:r>
+      <w:proofErr w:type="spellEnd"/>
+      <w:r>
+        <w:t>(bind=engine)</w:t>
+      </w:r>
+    </w:p>
+    <w:p>
+      <w:r>
+        <w:t>This ensures the database schema is generated when the application starts.</w:t>
+      </w:r>
+    </w:p>
+    <w:p>
+      <w:r>
+        <w:pict w14:anchorId="6FCDD6E0">
           <v:rect id="_x0000_i1115" style="width:0;height:1.5pt" o:hralign="center" o:hrstd="t" o:hr="t" fillcolor="#a0a0a0" stroked="f"/>
         </w:pict>
       </w:r>
@@ -1245,47 +2270,80 @@
           <w:b/>
           <w:bCs/>
         </w:rPr>
-        <w:t>3. Proper HTTP Status Codes</w:t>
-      </w:r>
-    </w:p>
-    <w:p>
-      <w:r>
-        <w:t>Standard REST status codes were implemented:</w:t>
-      </w:r>
-    </w:p>
-    <w:p>
-      <w:r>
-        <w:t>• 201 Created → When a new task is added</w:t>
-      </w:r>
-      <w:r>
-        <w:br/>
-        <w:t>• 204 No Content → When a task is deleted</w:t>
-      </w:r>
-      <w:r>
-        <w:br/>
-        <w:t>• 404 Not Found → When a task does not exist</w:t>
-      </w:r>
-      <w:r>
-        <w:br/>
-        <w:t xml:space="preserve">• 422 </w:t>
-      </w:r>
-      <w:proofErr w:type="spellStart"/>
-      <w:r>
-        <w:t>Unprocessable</w:t>
-      </w:r>
-      <w:proofErr w:type="spellEnd"/>
-      <w:r>
-        <w:t xml:space="preserve"> Entity → When validation fails</w:t>
-      </w:r>
-    </w:p>
-    <w:p>
-      <w:r>
-        <w:t>Using correct status codes improves API professionalism and REST compliance.</w:t>
-      </w:r>
-    </w:p>
-    <w:p>
-      <w:r>
-        <w:pict w14:anchorId="17337A63">
+        <w:t>Dependency Injection (Database Session Handling)</w:t>
+      </w:r>
+    </w:p>
+    <w:p>
+      <w:r>
+        <w:t>A database session dependency was implemented in db.py:</w:t>
+      </w:r>
+    </w:p>
+    <w:p>
+      <w:r>
+        <w:t>• A new session is created per request</w:t>
+      </w:r>
+      <w:r>
+        <w:br/>
+        <w:t>• The session is automatically closed after the request completes</w:t>
+      </w:r>
+    </w:p>
+    <w:p>
+      <w:r>
+        <w:t>This ensures:</w:t>
+      </w:r>
+    </w:p>
+    <w:p>
+      <w:r>
+        <w:t>• Proper resource management</w:t>
+      </w:r>
+      <w:r>
+        <w:br/>
+        <w:t>• No connection leaks</w:t>
+      </w:r>
+      <w:r>
+        <w:br/>
+        <w:t>• Clean and scalable backend design</w:t>
+      </w:r>
+    </w:p>
+    <w:p>
+      <w:r>
+        <w:t>The dependency is injected into routes using:</w:t>
+      </w:r>
+    </w:p>
+    <w:p>
+      <w:proofErr w:type="spellStart"/>
+      <w:r>
+        <w:t>db</w:t>
+      </w:r>
+      <w:proofErr w:type="spellEnd"/>
+      <w:r>
+        <w:t>: Session = Depends(</w:t>
+      </w:r>
+      <w:proofErr w:type="spellStart"/>
+      <w:r>
+        <w:t>get_db</w:t>
+      </w:r>
+      <w:proofErr w:type="spellEnd"/>
+      <w:r>
+        <w:t>)</w:t>
+      </w:r>
+    </w:p>
+    <w:p>
+      <w:r>
+        <w:t xml:space="preserve">This follows best practices in </w:t>
+      </w:r>
+      <w:proofErr w:type="spellStart"/>
+      <w:r>
+        <w:t>FastAPI</w:t>
+      </w:r>
+      <w:proofErr w:type="spellEnd"/>
+      <w:r>
+        <w:t xml:space="preserve"> backend development.</w:t>
+      </w:r>
+    </w:p>
+    <w:p>
+      <w:r>
+        <w:pict w14:anchorId="46B954F9">
           <v:rect id="_x0000_i1116" style="width:0;height:1.5pt" o:hralign="center" o:hrstd="t" o:hr="t" fillcolor="#a0a0a0" stroked="f"/>
         </w:pict>
       </w:r>
@@ -1302,43 +2360,151 @@
           <w:b/>
           <w:bCs/>
         </w:rPr>
-        <w:t>4. Response Model Enforcement</w:t>
-      </w:r>
-    </w:p>
-    <w:p>
-      <w:r>
-        <w:t xml:space="preserve">The </w:t>
-      </w:r>
-      <w:proofErr w:type="spellStart"/>
-      <w:r>
-        <w:t>response_model</w:t>
-      </w:r>
-      <w:proofErr w:type="spellEnd"/>
-      <w:r>
-        <w:t xml:space="preserve"> parameter was added to endpoints to ensure:</w:t>
-      </w:r>
-    </w:p>
-    <w:p>
-      <w:r>
-        <w:t>• Only expected fields are returned</w:t>
-      </w:r>
-      <w:r>
-        <w:br/>
-        <w:t>• Data consistency is maintained</w:t>
-      </w:r>
-      <w:r>
-        <w:br/>
-        <w:t>• Sensitive or extra fields are not exposed</w:t>
-      </w:r>
-    </w:p>
-    <w:p>
-      <w:r>
-        <w:t>This enhances API security and reliability.</w:t>
-      </w:r>
-    </w:p>
-    <w:p>
-      <w:r>
-        <w:pict w14:anchorId="2CEADB98">
+        <w:t>CRUD Operations (Database Version)</w:t>
+      </w:r>
+    </w:p>
+    <w:p>
+      <w:r>
+        <w:t>The following endpoints were implemented using database queries instead of in-memory lists:</w:t>
+      </w:r>
+    </w:p>
+    <w:p>
+      <w:r>
+        <w:t>• POST /tasks → Create a new task in the database</w:t>
+      </w:r>
+      <w:r>
+        <w:br/>
+        <w:t>• GET /tasks → Retrieve all tasks from the database</w:t>
+      </w:r>
+      <w:r>
+        <w:br/>
+        <w:t>• PUT /tasks/{</w:t>
+      </w:r>
+      <w:proofErr w:type="spellStart"/>
+      <w:r>
+        <w:t>task_id</w:t>
+      </w:r>
+      <w:proofErr w:type="spellEnd"/>
+      <w:r>
+        <w:t>} → Update an existing task</w:t>
+      </w:r>
+      <w:r>
+        <w:br/>
+        <w:t>• DELETE /tasks/{</w:t>
+      </w:r>
+      <w:proofErr w:type="spellStart"/>
+      <w:r>
+        <w:t>task_id</w:t>
+      </w:r>
+      <w:proofErr w:type="spellEnd"/>
+      <w:r>
+        <w:t>} → Delete a task from the database</w:t>
+      </w:r>
+    </w:p>
+    <w:p>
+      <w:r>
+        <w:t xml:space="preserve">All operations use </w:t>
+      </w:r>
+      <w:proofErr w:type="spellStart"/>
+      <w:r>
+        <w:t>SQLAlchemy</w:t>
+      </w:r>
+      <w:proofErr w:type="spellEnd"/>
+      <w:r>
+        <w:t xml:space="preserve"> ORM methods:</w:t>
+      </w:r>
+    </w:p>
+    <w:p>
+      <w:r>
+        <w:lastRenderedPageBreak/>
+        <w:t xml:space="preserve">• </w:t>
+      </w:r>
+      <w:proofErr w:type="spellStart"/>
+      <w:proofErr w:type="gramStart"/>
+      <w:r>
+        <w:t>db.add</w:t>
+      </w:r>
+      <w:proofErr w:type="spellEnd"/>
+      <w:r>
+        <w:t>(</w:t>
+      </w:r>
+      <w:proofErr w:type="gramEnd"/>
+      <w:r>
+        <w:t>)</w:t>
+      </w:r>
+      <w:r>
+        <w:br/>
+        <w:t xml:space="preserve">• </w:t>
+      </w:r>
+      <w:proofErr w:type="spellStart"/>
+      <w:proofErr w:type="gramStart"/>
+      <w:r>
+        <w:t>db.commit</w:t>
+      </w:r>
+      <w:proofErr w:type="spellEnd"/>
+      <w:proofErr w:type="gramEnd"/>
+      <w:r>
+        <w:t>()</w:t>
+      </w:r>
+      <w:r>
+        <w:br/>
+        <w:t xml:space="preserve">• </w:t>
+      </w:r>
+      <w:proofErr w:type="spellStart"/>
+      <w:proofErr w:type="gramStart"/>
+      <w:r>
+        <w:t>db.refresh</w:t>
+      </w:r>
+      <w:proofErr w:type="spellEnd"/>
+      <w:proofErr w:type="gramEnd"/>
+      <w:r>
+        <w:t>()</w:t>
+      </w:r>
+      <w:r>
+        <w:br/>
+        <w:t xml:space="preserve">• </w:t>
+      </w:r>
+      <w:proofErr w:type="spellStart"/>
+      <w:proofErr w:type="gramStart"/>
+      <w:r>
+        <w:t>db.query</w:t>
+      </w:r>
+      <w:proofErr w:type="spellEnd"/>
+      <w:proofErr w:type="gramEnd"/>
+      <w:r>
+        <w:t>(</w:t>
+      </w:r>
+      <w:proofErr w:type="gramStart"/>
+      <w:r>
+        <w:t>).filter</w:t>
+      </w:r>
+      <w:proofErr w:type="gramEnd"/>
+      <w:r>
+        <w:t>()</w:t>
+      </w:r>
+      <w:r>
+        <w:br/>
+        <w:t xml:space="preserve">• </w:t>
+      </w:r>
+      <w:proofErr w:type="spellStart"/>
+      <w:proofErr w:type="gramStart"/>
+      <w:r>
+        <w:t>db.delete</w:t>
+      </w:r>
+      <w:proofErr w:type="spellEnd"/>
+      <w:proofErr w:type="gramEnd"/>
+      <w:r>
+        <w:t>()</w:t>
+      </w:r>
+    </w:p>
+    <w:p>
+      <w:r>
+        <w:t>This ensures proper transaction handling and database consistency.</w:t>
+      </w:r>
+    </w:p>
+    <w:p>
+      <w:r>
+        <w:pict w14:anchorId="4EFDA933">
           <v:rect id="_x0000_i1117" style="width:0;height:1.5pt" o:hralign="center" o:hrstd="t" o:hr="t" fillcolor="#a0a0a0" stroked="f"/>
         </w:pict>
       </w:r>
@@ -1355,39 +2521,130 @@
           <w:b/>
           <w:bCs/>
         </w:rPr>
-        <w:t>5. Clean In-Memory Data Handling</w:t>
-      </w:r>
-    </w:p>
-    <w:p>
-      <w:r>
-        <w:t>The in-memory storage was moved to a separate models file.</w:t>
-      </w:r>
-    </w:p>
-    <w:p>
-      <w:r>
-        <w:t>• tasks list stores all tasks</w:t>
-      </w:r>
-      <w:r>
-        <w:br/>
+        <w:t>Schema &amp; ORM Integration</w:t>
+      </w:r>
+    </w:p>
+    <w:p>
+      <w:proofErr w:type="spellStart"/>
+      <w:r>
+        <w:t>Pydantic</w:t>
+      </w:r>
+      <w:proofErr w:type="spellEnd"/>
+      <w:r>
+        <w:t xml:space="preserve"> models were used together with </w:t>
+      </w:r>
+      <w:proofErr w:type="spellStart"/>
+      <w:r>
+        <w:t>SQLAlchemy</w:t>
+      </w:r>
+      <w:proofErr w:type="spellEnd"/>
+      <w:r>
+        <w:t xml:space="preserve"> models.</w:t>
+      </w:r>
+    </w:p>
+    <w:p>
+      <w:r>
+        <w:t>Two schemas were defined:</w:t>
+      </w:r>
+    </w:p>
+    <w:p>
+      <w:r>
         <w:t xml:space="preserve">• </w:t>
       </w:r>
       <w:proofErr w:type="spellStart"/>
       <w:r>
-        <w:t>current_id</w:t>
-      </w:r>
-      <w:proofErr w:type="spellEnd"/>
-      <w:r>
-        <w:t xml:space="preserve"> is maintained using a mutable dictionary to avoid global variable issues</w:t>
-      </w:r>
-    </w:p>
-    <w:p>
-      <w:r>
-        <w:t>This prevents improper state modification and improves maintainability.</w:t>
-      </w:r>
-    </w:p>
-    <w:p>
-      <w:r>
-        <w:pict w14:anchorId="48F70F77">
+        <w:t>TaskCreate</w:t>
+      </w:r>
+      <w:proofErr w:type="spellEnd"/>
+      <w:r>
+        <w:t xml:space="preserve"> → Input validation</w:t>
+      </w:r>
+      <w:r>
+        <w:br/>
+        <w:t xml:space="preserve">• </w:t>
+      </w:r>
+      <w:proofErr w:type="spellStart"/>
+      <w:r>
+        <w:t>TaskResponse</w:t>
+      </w:r>
+      <w:proofErr w:type="spellEnd"/>
+      <w:r>
+        <w:t xml:space="preserve"> → Output serialization</w:t>
+      </w:r>
+    </w:p>
+    <w:p>
+      <w:r>
+        <w:t xml:space="preserve">The </w:t>
+      </w:r>
+      <w:proofErr w:type="spellStart"/>
+      <w:r>
+        <w:t>TaskResponse</w:t>
+      </w:r>
+      <w:proofErr w:type="spellEnd"/>
+      <w:r>
+        <w:t xml:space="preserve"> schema uses:</w:t>
+      </w:r>
+    </w:p>
+    <w:p>
+      <w:r>
+        <w:t>class Config:</w:t>
+      </w:r>
+      <w:r>
+        <w:br/>
+      </w:r>
+      <w:proofErr w:type="spellStart"/>
+      <w:r>
+        <w:t>orm_mode</w:t>
+      </w:r>
+      <w:proofErr w:type="spellEnd"/>
+      <w:r>
+        <w:t xml:space="preserve"> = True</w:t>
+      </w:r>
+    </w:p>
+    <w:p>
+      <w:r>
+        <w:t xml:space="preserve">This allows </w:t>
+      </w:r>
+      <w:proofErr w:type="spellStart"/>
+      <w:r>
+        <w:t>SQLAlchemy</w:t>
+      </w:r>
+      <w:proofErr w:type="spellEnd"/>
+      <w:r>
+        <w:t xml:space="preserve"> model objects to be automatically converted into JSON responses.</w:t>
+      </w:r>
+    </w:p>
+    <w:p>
+      <w:r>
+        <w:t>This separation ensures:</w:t>
+      </w:r>
+    </w:p>
+    <w:p>
+      <w:r>
+        <w:t xml:space="preserve">• Input validation is handled by </w:t>
+      </w:r>
+      <w:proofErr w:type="spellStart"/>
+      <w:r>
+        <w:t>Pydantic</w:t>
+      </w:r>
+      <w:proofErr w:type="spellEnd"/>
+      <w:r>
+        <w:br/>
+        <w:t xml:space="preserve">• Database structure is handled by </w:t>
+      </w:r>
+      <w:proofErr w:type="spellStart"/>
+      <w:r>
+        <w:t>SQLAlchemy</w:t>
+      </w:r>
+      <w:proofErr w:type="spellEnd"/>
+      <w:r>
+        <w:br/>
+        <w:t>• API responses are clean and controlled</w:t>
+      </w:r>
+    </w:p>
+    <w:p>
+      <w:r>
+        <w:pict w14:anchorId="7450F413">
           <v:rect id="_x0000_i1118" style="width:0;height:1.5pt" o:hralign="center" o:hrstd="t" o:hr="t" fillcolor="#a0a0a0" stroked="f"/>
         </w:pict>
       </w:r>
@@ -1404,57 +2661,100 @@
           <w:b/>
           <w:bCs/>
         </w:rPr>
-        <w:t>Endpoints (Day 02 Version)</w:t>
-      </w:r>
-    </w:p>
-    <w:p>
-      <w:r>
-        <w:t>• GET / → Welcome message</w:t>
-      </w:r>
-      <w:r>
-        <w:br/>
-        <w:t>• GET /tasks → Returns all tasks</w:t>
-      </w:r>
-      <w:r>
-        <w:br/>
-      </w:r>
+        <w:t>Concepts Covered</w:t>
+      </w:r>
+    </w:p>
+    <w:p>
+      <w:r>
+        <w:t>Database Connectivity</w:t>
+      </w:r>
+      <w:r>
+        <w:br/>
+        <w:t xml:space="preserve">Learned how to connect a </w:t>
+      </w:r>
+      <w:proofErr w:type="spellStart"/>
+      <w:r>
+        <w:t>FastAPI</w:t>
+      </w:r>
+      <w:proofErr w:type="spellEnd"/>
+      <w:r>
+        <w:t xml:space="preserve"> application to a PostgreSQL database using </w:t>
+      </w:r>
+      <w:proofErr w:type="spellStart"/>
+      <w:r>
+        <w:t>SQLAlchemy</w:t>
+      </w:r>
+      <w:proofErr w:type="spellEnd"/>
+      <w:r>
+        <w:t xml:space="preserve"> engine and </w:t>
+      </w:r>
+      <w:proofErr w:type="spellStart"/>
+      <w:r>
+        <w:t>sessionmaker</w:t>
+      </w:r>
+      <w:proofErr w:type="spellEnd"/>
+      <w:r>
+        <w:t>.</w:t>
+      </w:r>
+    </w:p>
+    <w:p>
+      <w:r>
+        <w:t>ORM Usage</w:t>
+      </w:r>
+      <w:r>
+        <w:br/>
+        <w:t>Understood how Python classes map to relational database tables and how ORM replaces raw SQL queries.</w:t>
+      </w:r>
+    </w:p>
+    <w:p>
+      <w:r>
+        <w:t>Session Lifecycle Management</w:t>
+      </w:r>
+      <w:r>
+        <w:br/>
+        <w:t>Implemented proper session creation and cleanup using dependency injection.</w:t>
+      </w:r>
+    </w:p>
+    <w:p>
       <w:r>
         <w:lastRenderedPageBreak/>
-        <w:t>• POST /tasks → Creates a task (with validation)</w:t>
-      </w:r>
-      <w:r>
-        <w:br/>
-        <w:t>• GET /tasks/{</w:t>
-      </w:r>
-      <w:proofErr w:type="spellStart"/>
-      <w:r>
-        <w:t>task_id</w:t>
-      </w:r>
-      <w:proofErr w:type="spellEnd"/>
-      <w:r>
-        <w:t>} → Retrieves a specific task</w:t>
-      </w:r>
-      <w:r>
-        <w:br/>
-        <w:t>• DELETE /tasks/{</w:t>
-      </w:r>
-      <w:proofErr w:type="spellStart"/>
-      <w:r>
-        <w:t>task_id</w:t>
-      </w:r>
-      <w:proofErr w:type="spellEnd"/>
-      <w:r>
-        <w:t>} → Deletes a task</w:t>
-      </w:r>
-    </w:p>
-    <w:p>
-      <w:r>
-        <w:t>All endpoints now use response models and proper status codes.</w:t>
-      </w:r>
-    </w:p>
-    <w:p>
-      <w:r>
-        <w:pict w14:anchorId="49191961">
+        <w:t>Persistent Data Storage</w:t>
+      </w:r>
+      <w:r>
+        <w:br/>
+        <w:t>Moved from temporary in-memory storage to permanent database storage.</w:t>
+      </w:r>
+    </w:p>
+    <w:p>
+      <w:r>
+        <w:t>Layered Backend Architecture</w:t>
+      </w:r>
+      <w:r>
+        <w:br/>
+        <w:t>Maintained separation between routing logic, database models, schemas, and configuration.</w:t>
+      </w:r>
+    </w:p>
+    <w:p>
+      <w:r>
+        <w:t>Professional CRUD Implementation</w:t>
+      </w:r>
+      <w:r>
+        <w:br/>
+        <w:t>Performed Create, Read, Update, and Delete operations using ORM methods with proper transaction handling.</w:t>
+      </w:r>
+    </w:p>
+    <w:p>
+      <w:r>
+        <w:t>Production-Level Structure</w:t>
+      </w:r>
+      <w:r>
+        <w:br/>
+        <w:t>Understood how real backend systems manage database connections and organize code.</w:t>
+      </w:r>
+    </w:p>
+    <w:p>
+      <w:r>
+        <w:pict w14:anchorId="60B061FB">
           <v:rect id="_x0000_i1119" style="width:0;height:1.5pt" o:hralign="center" o:hrstd="t" o:hr="t" fillcolor="#a0a0a0" stroked="f"/>
         </w:pict>
       </w:r>
@@ -1471,108 +2771,53 @@
           <w:b/>
           <w:bCs/>
         </w:rPr>
-        <w:t>Concepts Covered</w:t>
-      </w:r>
-    </w:p>
-    <w:p>
-      <w:r>
-        <w:rPr>
-          <w:b/>
-          <w:bCs/>
-        </w:rPr>
-        <w:t>Modular Backend Structure</w:t>
-      </w:r>
-      <w:r>
-        <w:br/>
-        <w:t>Learned how to separate routes, schemas, and data logic into different files for better maintainability.</w:t>
-      </w:r>
-    </w:p>
-    <w:p>
-      <w:proofErr w:type="spellStart"/>
-      <w:r>
-        <w:rPr>
-          <w:b/>
-          <w:bCs/>
-        </w:rPr>
-        <w:t>APIRouter</w:t>
-      </w:r>
-      <w:proofErr w:type="spellEnd"/>
-      <w:r>
-        <w:br/>
-        <w:t>Understood how routers allow grouping related endpoints and attaching them to the main application.</w:t>
-      </w:r>
-    </w:p>
-    <w:p>
-      <w:r>
-        <w:rPr>
-          <w:b/>
-          <w:bCs/>
-        </w:rPr>
-        <w:t>Data Validation</w:t>
-      </w:r>
-      <w:r>
-        <w:br/>
-        <w:t xml:space="preserve">Used </w:t>
-      </w:r>
-      <w:proofErr w:type="spellStart"/>
-      <w:r>
-        <w:t>Pydantic</w:t>
-      </w:r>
-      <w:proofErr w:type="spellEnd"/>
-      <w:r>
-        <w:t xml:space="preserve"> Field validation to enforce rules such as minimum string length.</w:t>
-      </w:r>
-    </w:p>
-    <w:p>
-      <w:r>
-        <w:rPr>
-          <w:b/>
-          <w:bCs/>
-        </w:rPr>
-        <w:t>Response Serialization</w:t>
-      </w:r>
-      <w:r>
-        <w:br/>
-        <w:t xml:space="preserve">Learned how </w:t>
-      </w:r>
-      <w:proofErr w:type="spellStart"/>
-      <w:r>
-        <w:t>response_model</w:t>
-      </w:r>
-      <w:proofErr w:type="spellEnd"/>
-      <w:r>
-        <w:t xml:space="preserve"> controls outgoing data format and ensures consistency.</w:t>
-      </w:r>
-    </w:p>
-    <w:p>
-      <w:r>
-        <w:rPr>
-          <w:b/>
-          <w:bCs/>
-        </w:rPr>
-        <w:t>RESTful Standards</w:t>
-      </w:r>
-      <w:r>
-        <w:br/>
-        <w:t>Applied correct HTTP status codes to follow REST best practices.</w:t>
-      </w:r>
-    </w:p>
-    <w:p>
-      <w:r>
-        <w:rPr>
-          <w:b/>
-          <w:bCs/>
-        </w:rPr>
-        <w:t>Separation of Concerns</w:t>
-      </w:r>
-      <w:r>
-        <w:br/>
-        <w:t>Understood why validation, routing, and storage logic should not be mixed in one file.</w:t>
-      </w:r>
-    </w:p>
-    <w:p>
-      <w:r>
-        <w:pict w14:anchorId="62EF6D36">
+        <w:t>Challenges Faced</w:t>
+      </w:r>
+    </w:p>
+    <w:p>
+      <w:r>
+        <w:t>• Understanding how database sessions work internally</w:t>
+      </w:r>
+      <w:r>
+        <w:br/>
+        <w:t xml:space="preserve">• Managing correct imports between config, </w:t>
+      </w:r>
+      <w:proofErr w:type="spellStart"/>
+      <w:r>
+        <w:t>db</w:t>
+      </w:r>
+      <w:proofErr w:type="spellEnd"/>
+      <w:r>
+        <w:t>, and routers</w:t>
+      </w:r>
+      <w:r>
+        <w:br/>
+        <w:t xml:space="preserve">• Ensuring </w:t>
+      </w:r>
+      <w:proofErr w:type="spellStart"/>
+      <w:r>
+        <w:t>orm_mode</w:t>
+      </w:r>
+      <w:proofErr w:type="spellEnd"/>
+      <w:r>
+        <w:t xml:space="preserve"> is enabled for </w:t>
+      </w:r>
+      <w:proofErr w:type="spellStart"/>
+      <w:r>
+        <w:t>SQLAlchemy</w:t>
+      </w:r>
+      <w:proofErr w:type="spellEnd"/>
+      <w:r>
+        <w:t xml:space="preserve"> integration</w:t>
+      </w:r>
+      <w:r>
+        <w:br/>
+        <w:t>• Transitioning from in-memory logic to database-based logic</w:t>
+      </w:r>
+    </w:p>
+    <w:p>
+      <w:r>
+        <w:pict w14:anchorId="69ABB55E">
           <v:rect id="_x0000_i1120" style="width:0;height:1.5pt" o:hralign="center" o:hrstd="t" o:hr="t" fillcolor="#a0a0a0" stroked="f"/>
         </w:pict>
       </w:r>
@@ -1589,106 +2834,64 @@
           <w:b/>
           <w:bCs/>
         </w:rPr>
-        <w:t>Challenges Faced</w:t>
-      </w:r>
-    </w:p>
-    <w:p>
-      <w:r>
-        <w:t>• Understanding why request and response models should be separated</w:t>
-      </w:r>
-      <w:r>
-        <w:br/>
-        <w:t>• Handling shared mutable state without using the global keyword</w:t>
-      </w:r>
-      <w:r>
-        <w:br/>
-        <w:t>• Refactoring existing working code into a modular structure</w:t>
-      </w:r>
-    </w:p>
-    <w:p>
-      <w:r>
-        <w:pict w14:anchorId="163D9BB1">
+        <w:t>Key Learnings</w:t>
+      </w:r>
+    </w:p>
+    <w:p>
+      <w:r>
+        <w:t>By the end of Day 03, I gained a strong understanding of:</w:t>
+      </w:r>
+    </w:p>
+    <w:p>
+      <w:r>
+        <w:t xml:space="preserve">• Integrating </w:t>
+      </w:r>
+      <w:proofErr w:type="spellStart"/>
+      <w:r>
+        <w:t>FastAPI</w:t>
+      </w:r>
+      <w:proofErr w:type="spellEnd"/>
+      <w:r>
+        <w:t xml:space="preserve"> with PostgreSQL</w:t>
+      </w:r>
+      <w:r>
+        <w:br/>
+        <w:t xml:space="preserve">• Using </w:t>
+      </w:r>
+      <w:proofErr w:type="spellStart"/>
+      <w:r>
+        <w:t>SQLAlchemy</w:t>
+      </w:r>
+      <w:proofErr w:type="spellEnd"/>
+      <w:r>
+        <w:t xml:space="preserve"> ORM for database operations</w:t>
+      </w:r>
+      <w:r>
+        <w:br/>
+        <w:t>• Managing database sessions with dependency injection</w:t>
+      </w:r>
+      <w:r>
+        <w:br/>
+        <w:t>• Writing database-backed CRUD APIs</w:t>
+      </w:r>
+      <w:r>
+        <w:br/>
+        <w:t>• Structuring backend projects using layered architecture</w:t>
+      </w:r>
+      <w:r>
+        <w:br/>
+        <w:t>• How real-world backend systems handle data persistence</w:t>
+      </w:r>
+    </w:p>
+    <w:p>
+      <w:r>
+        <w:t>This upgrade transformed the project from a structured API prototype into a real database-driven backend application ready for further scaling and advanced features.</w:t>
+      </w:r>
+    </w:p>
+    <w:p>
+      <w:r>
+        <w:pict w14:anchorId="7B59D985">
           <v:rect id="_x0000_i1121" style="width:0;height:1.5pt" o:hralign="center" o:hrstd="t" o:hr="t" fillcolor="#a0a0a0" stroked="f"/>
-        </w:pict>
-      </w:r>
-    </w:p>
-    <w:p>
-      <w:pPr>
-        <w:rPr>
-          <w:b/>
-          <w:bCs/>
-        </w:rPr>
-      </w:pPr>
-      <w:r>
-        <w:rPr>
-          <w:b/>
-          <w:bCs/>
-        </w:rPr>
-        <w:t>Key Learnings</w:t>
-      </w:r>
-    </w:p>
-    <w:p>
-      <w:r>
-        <w:t>By the end of Day 02, I gained a strong understanding of:</w:t>
-      </w:r>
-    </w:p>
-    <w:p>
-      <w:r>
-        <w:t xml:space="preserve">• Clean </w:t>
-      </w:r>
-      <w:proofErr w:type="spellStart"/>
-      <w:r>
-        <w:t>FastAPI</w:t>
-      </w:r>
-      <w:proofErr w:type="spellEnd"/>
-      <w:r>
-        <w:t xml:space="preserve"> project architecture</w:t>
-      </w:r>
-      <w:r>
-        <w:br/>
-        <w:t xml:space="preserve">• </w:t>
-      </w:r>
-      <w:proofErr w:type="spellStart"/>
-      <w:r>
-        <w:t>APIRouter</w:t>
-      </w:r>
-      <w:proofErr w:type="spellEnd"/>
-      <w:r>
-        <w:t xml:space="preserve"> usage</w:t>
-      </w:r>
-      <w:r>
-        <w:br/>
-      </w:r>
-      <w:r>
-        <w:lastRenderedPageBreak/>
-        <w:t>• Request and response model separation</w:t>
-      </w:r>
-      <w:r>
-        <w:br/>
-        <w:t>• Professional validation handling</w:t>
-      </w:r>
-      <w:r>
-        <w:br/>
-        <w:t>• Proper HTTP status codes</w:t>
-      </w:r>
-      <w:r>
-        <w:br/>
-        <w:t>• Modular backend design</w:t>
-      </w:r>
-      <w:r>
-        <w:br/>
-        <w:t>• REST API best practices</w:t>
-      </w:r>
-    </w:p>
-    <w:p>
-      <w:r>
-        <w:t>This upgrade transformed the project from a basic CRUD API into a structured, scalable backend application.</w:t>
-      </w:r>
-    </w:p>
-    <w:p>
-      <w:r>
-        <w:pict w14:anchorId="548A9E6E">
-          <v:rect id="_x0000_i1122" style="width:0;height:1.5pt" o:hralign="center" o:hrstd="t" o:hr="t" fillcolor="#a0a0a0" stroked="f"/>
         </w:pict>
       </w:r>
     </w:p>
@@ -1705,6 +2908,11 @@
 
 <file path=word/numbering.xml><?xml version="1.0" encoding="utf-8"?>
 <w:numbering xmlns:wpc="http://schemas.microsoft.com/office/word/2010/wordprocessingCanvas" xmlns:cx="http://schemas.microsoft.com/office/drawing/2014/chartex" xmlns:cx1="http://schemas.microsoft.com/office/drawing/2015/9/8/chartex" xmlns:cx2="http://schemas.microsoft.com/office/drawing/2015/10/21/chartex" xmlns:cx3="http://schemas.microsoft.com/office/drawing/2016/5/9/chartex" xmlns:cx4="http://schemas.microsoft.com/office/drawing/2016/5/10/chartex" xmlns:cx5="http://schemas.microsoft.com/office/drawing/2016/5/11/chartex" xmlns:cx6="http://schemas.microsoft.com/office/drawing/2016/5/12/chartex" xmlns:cx7="http://schemas.microsoft.com/office/drawing/2016/5/13/chartex" xmlns:cx8="http://schemas.microsoft.com/office/drawing/2016/5/14/chartex" xmlns:mc="http://schemas.openxmlformats.org/markup-compatibility/2006" xmlns:aink="http://schemas.microsoft.com/office/drawing/2016/ink" xmlns:am3d="http://schemas.microsoft.com/office/drawing/2017/model3d" xmlns:o="urn:schemas-microsoft-com:office:office" xmlns:oel="http://schemas.microsoft.com/office/2019/extlst" xmlns:r="http://schemas.openxmlformats.org/officeDocument/2006/relationships" xmlns:m="http://schemas.openxmlformats.org/officeDocument/2006/math" xmlns:v="urn:schemas-microsoft-com:vml" xmlns:wp14="http://schemas.microsoft.com/office/word/2010/wordprocessingDrawing" xmlns:wp="http://schemas.openxmlformats.org/drawingml/2006/wordprocessingDrawing" xmlns:w10="urn:schemas-microsoft-com:office:word" xmlns:w="http://schemas.openxmlformats.org/wordprocessingml/2006/main" xmlns:w14="http://schemas.microsoft.com/office/word/2010/wordml" xmlns:w15="http://schemas.microsoft.com/office/word/2012/wordml" xmlns:w16cex="http://schemas.microsoft.com/office/word/2018/wordml/cex" xmlns:w16cid="http://schemas.microsoft.com/office/word/2016/wordml/cid" xmlns:w16="http://schemas.microsoft.com/office/word/2018/wordml" xmlns:w16du="http://schemas.microsoft.com/office/word/2023/wordml/word16du" xmlns:w16sdtdh="http://schemas.microsoft.com/office/word/2020/wordml/sdtdatahash" xmlns:w16sdtfl="http://schemas.microsoft.com/office/word/2024/wordml/sdtformatlock" xmlns:w16se="http://schemas.microsoft.com/office/word/2015/wordml/symex" xmlns:wpg="http://schemas.microsoft.com/office/word/2010/wordprocessingGroup" xmlns:wpi="http://schemas.microsoft.com/office/word/2010/wordprocessingInk" xmlns:wne="http://schemas.microsoft.com/office/word/2006/wordml" xmlns:wps="http://schemas.microsoft.com/office/word/2010/wordprocessingShape" mc:Ignorable="w14 w15 w16se w16cid w16 w16cex w16sdtdh w16sdtfl w16du wp14">
+  <w:numPicBullet w:numPicBulletId="0">
+    <w:pict>
+      <v:rect id="_x0000_i1025" style="width:0;height:1.5pt" o:hralign="center" o:bullet="t" o:hrstd="t" o:hr="t" fillcolor="#a0a0a0" stroked="f"/>
+    </w:pict>
+  </w:numPicBullet>
   <w:abstractNum w:abstractNumId="0" w15:restartNumberingAfterBreak="0">
     <w:nsid w:val="489E179B"/>
     <w:multiLevelType w:val="multilevel"/>
